--- a/companies/calderwood-partners/People/2020.01.14 - Onboarding - Julie Vasquez.docx
+++ b/companies/calderwood-partners/People/2020.01.14 - Onboarding - Julie Vasquez.docx
@@ -3,28 +3,31 @@
 <w:document xmlns:wpc="http://schemas.microsoft.com/office/word/2010/wordprocessingCanvas" xmlns:mo="http://schemas.microsoft.com/office/mac/office/2008/main" xmlns:mc="http://schemas.openxmlformats.org/markup-compatibility/2006" xmlns:mv="urn:schemas-microsoft-com:mac:vml" xmlns:o="urn:schemas-microsoft-com:office:office" xmlns:r="http://schemas.openxmlformats.org/officeDocument/2006/relationships" xmlns:m="http://schemas.openxmlformats.org/officeDocument/2006/math" xmlns:v="urn:schemas-microsoft-com:vml" xmlns:wp14="http://schemas.microsoft.com/office/word/2010/wordprocessingDrawing" xmlns:wp="http://schemas.openxmlformats.org/drawingml/2006/wordprocessingDrawing" xmlns:w10="urn:schemas-microsoft-com:office:word" xmlns:w="http://schemas.openxmlformats.org/wordprocessingml/2006/main" xmlns:w14="http://schemas.microsoft.com/office/word/2010/wordml" xmlns:wpg="http://schemas.microsoft.com/office/word/2010/wordprocessingGroup" xmlns:wpi="http://schemas.microsoft.com/office/word/2010/wordprocessingInk" xmlns:wne="http://schemas.microsoft.com/office/word/2006/wordml" xmlns:wps="http://schemas.microsoft.com/office/word/2010/wordprocessingShape" mc:Ignorable="w14 wp14">
   <w:body>
     <w:p>
+      <w:pPr>
+        <w:pStyle w:val="Heading1"/>
+      </w:pPr>
       <w:r>
-        <w:t>Julie Vasquez starts with us this week as a Research Associate in the Advisory practice. Her work is the preparation of research and the supporting analysis that a memo or a deck is later built on. She writes carefully, keeping every claim tethered to the source it came from, and she favors a clean structure over a clever phrase. That is exactly the temperament the seat rewards: much of what makes later drafting quick and defensible is the quality of the groundwork laid before it, and hers is dependable. We hired her for that steadiness, and it will show first in the files that pass through her hands before anyone else opens them.</w:t>
+        <w:t>Julie Vasquez: Joining the Research Desk</w:t>
       </w:r>
     </w:p>
     <w:p>
       <w:r>
-        <w:t>Julie Vasquez reports to Jason Torres, Principal. Jason will place her on live requests across the practice as they come up, so for the first stretch she should expect to be shared over several files rather than settled on one team. Where those calls on her time collide, Jason sets the order; she should bring the conflict to him rather than decide on her own which piece waits. Anything she cannot settle with him in these early weeks she is welcome to raise higher, but the ordinary path runs through Jason.</w:t>
+        <w:t>Welcome to Calderwood Partners, Julie Vasquez. You are joining the Advisory practice as a Research Associate, and the work that will fall to you is the data collection an engagement rests on together with the comparison sets a team leans on when it needs to know whether a client's figures are ordinary or unusual for its kind. It is systematic work, and its value turns almost entirely on discipline of a particular sort: sources kept labeled so that a colleague can find each of them again, and a method set down plainly enough that the same exercise, run a second time, returns the same result.</w:t>
       </w:r>
     </w:p>
     <w:p>
       <w:r>
-        <w:t>Operations will arrange her systems, email, and expenses in the first day or two, and her desk is on the analyst floor with the rest of Advisory. The opening week is for reading into a representative set of our recent files, so that she comes to her first request already knowing the kind of question we are asked and the way we frame an answer. She should also keep doing what she already does well: cite the source under a figure, and label a working file so that the next person to open it can see at a glance what it holds and where each number came from. On a busy engagement that discipline saves days, and it is the part of the research work the rest of the team relies on without always saying so.</w:t>
+        <w:t>You will report to Jason Torres, Principal, who will set your assignments, weigh how your time is spread across the engagements under way, and be the first to read the material you prepare for a team. You will find that he holds the same view I do about a doubtful comparable, which is that it is far better flagged where everyone can see it than quietly carried into a deck, since a comparison a client later finds will not bear weight costs the firm more than the shaky one you set aside ever would. That instinct to mark the weak comparable rather than smooth past it is, I understand, already yours, and it is a good part of why we were glad to bring you on.</w:t>
       </w:r>
     </w:p>
     <w:p>
       <w:r>
-        <w:t>One expectation is worth stating plainly at the outset. When a claim is only partly supported, the file should say so, and say precisely what the sources do and do not establish; a careful qualification is not a hedge but the substance of the work, and it is the part of a research file the rest of the team leans on hardest. She has that discipline already, and we want her to keep it as the pace picks up. Julie Ramsey will look over a piece or two of her early work while the conventions settle, which is standard for anyone new to the bench and no reflection on the quality of what she brings.</w:t>
+        <w:t>As for the first weeks, the administrative side, your paperwork and your access to our systems, will be settled before you arrive, and Jason intends to place you on a live engagement within your first days, since the firm has always found its methods better learned on real work than laid out in a note like this one. Through the opening month I would ask that you lean toward asking when a source or a comparator is unclear rather than assuming your way past it, because an uncertain figure is cheaply settled with a question at the start and a good deal more expensive to discover once it sits inside a client's deliverable.</w:t>
       </w:r>
     </w:p>
     <w:p>
       <w:r>
-        <w:t>Julie Ramsey, Managing Principal</w:t>
+        <w:t>The first concrete thing I would ask of you is to meet with Jason Torres this week, let him take you through the engagement he has in mind, and settle between you how your work will run; anything that does not belong in that conversation, or that you would sooner raise apart from your reporting line, you should feel free to bring to me. I am Julie Ramsey, and I am pleased you have chosen to join us.</w:t>
       </w:r>
     </w:p>
     <w:sectPr>
